--- a/journal_submission/supplement_cnp.docx
+++ b/journal_submission/supplement_cnp.docx
@@ -6397,13 +6397,7 @@
     </w:p>
     <w:p>
       <w:r>
-        <w:rPr>
-          <w:b/>
-        </w:rPr>
-        <w:t>Primary (H1).</w:t>
-      </w:r>
-      <w:r>
-        <w:t xml:space="preserve"> Among adults with acute mTBI, a compact, biologically motivated panel of</w:t>
+        <w:t>Primary (H1). Among adults with sub-acute/early post-injury mTBI, a compact, biologically motivated panel of</w:t>
       </w:r>
     </w:p>
     <w:p>
@@ -6841,13 +6835,7 @@
         <w:pStyle w:val="ListBullet"/>
       </w:pPr>
       <w:r>
-        <w:rPr>
-          <w:b/>
-        </w:rPr>
-        <w:t>Primary analytic cohort:</w:t>
-      </w:r>
-      <w:r>
-        <w:t xml:space="preserve"> acute-mTBI participants (ds003522 Group == 0) with a usable</w:t>
+        <w:t>Primary analytic cohort: sub-acute/early post-injury mTBI participants (ds003522 Group == 0) with a usable</w:t>
       </w:r>
     </w:p>
     <w:p>
@@ -6921,13 +6909,7 @@
     </w:p>
     <w:p>
       <w:r>
-        <w:rPr>
-          <w:b/>
-        </w:rPr>
-        <w:t>Include:</w:t>
-      </w:r>
-      <w:r>
-        <w:t xml:space="preserve"> acute mTBI; Session-1 EEG passing read QC; Session-3 NSI total present; unique</w:t>
+        <w:t>Include: sub-acute/early post-injury mTBI; Session-1 EEG passing read QC; Session-3 NSI total present; unique</w:t>
       </w:r>
     </w:p>
     <w:p>
@@ -9758,16 +9740,7 @@
     </w:p>
     <w:p>
       <w:r>
-        <w:t xml:space="preserve">embedded eyes-closed/eyes-open rest, </w:t>
-      </w:r>
-      <w:r>
-        <w:rPr>
-          <w:b/>
-        </w:rPr>
-        <w:t>and</w:t>
-      </w:r>
-      <w:r>
-        <w:t xml:space="preserve"> (b) an acute-mTBI sample with a longitudinal</w:t>
+        <w:t>embedded eyes-closed/eyes-open rest, and (b) a sub-acute/early post-injury mTBI sample with a longitudinal</w:t>
       </w:r>
     </w:p>
     <w:p>
@@ -10027,11 +10000,6 @@
     <w:p>
       <w:r>
         <w:t>outputs/figures/fig_feature_availability_matrix.png.</w:t>
-      </w:r>
-    </w:p>
-    <w:p>
-      <w:r>
-        <w:br w:type="page"/>
       </w:r>
     </w:p>
     <w:sectPr>
